--- a/fra/docx/24.content.docx
+++ b/fra/docx/24.content.docx
@@ -19,7 +19,7 @@
         <w:rPr>
           <w:lang w:val="fr_FR" w:bidi="fr_FR"/>
         </w:rPr>
-        <w:t>Resource: Notes d'étude - Introductions aux livres (Tyndale)</w:t>
+        <w:t>Resource: Tyndale Open Study Notes</w:t>
       </w:r>
       <w:r>
         <w:rPr>
@@ -112,7 +112,7 @@
         <w:rPr>
           <w:lang w:val="fr_FR" w:bidi="fr_FR"/>
         </w:rPr>
-        <w:t>Notes d'étude - Introductions aux livres (Tyndale)</w:t>
+        <w:t>Tyndale Open Study Notes</w:t>
       </w:r>
     </w:p>
     <w:p>

--- a/fra/docx/24.content.docx
+++ b/fra/docx/24.content.docx
@@ -19,7 +19,7 @@
         <w:rPr>
           <w:lang w:val="fr_FR" w:bidi="fr_FR"/>
         </w:rPr>
-        <w:t>Resource: Tyndale Open Study Notes</w:t>
+        <w:t>Resource: Aquifer Open Study Notes (Book Intros)</w:t>
       </w:r>
       <w:r>
         <w:rPr>
@@ -112,7 +112,7 @@
         <w:rPr>
           <w:lang w:val="fr_FR" w:bidi="fr_FR"/>
         </w:rPr>
-        <w:t>Tyndale Open Study Notes</w:t>
+        <w:t>Aquifer Open Study Notes (Book Intros)</w:t>
       </w:r>
     </w:p>
     <w:p>

--- a/fra/docx/24.content.docx
+++ b/fra/docx/24.content.docx
@@ -258,72 +258,48 @@
         </w:rPr>
         <w:t xml:space="preserve">Avant la naissance de Jérémie, l’Assyrie dominait le Proche-Orient ancien et exerçait même un temps son autorité sur l’Égypte. Durant cette période, le roi Manassé de Juda était devenu un vassal de l’Assyrie : il leur avait juré fidélité, avait adopté leurs dieux et pratiqué l’idolâtrie pendant la majeure partie de son long règne (686–642 av. J.-C. ; voir </w:t>
       </w:r>
-      <w:hyperlink r:id="rId13">
-        <w:r>
-          <w:rPr>
-            <w:lang w:val="fr_FR" w:bidi="fr_FR"/>
-          </w:rPr>
-          <w:rPr>
-            <w:color w:val="0000EE"/>
-            <w:u w:val="single"/>
-          </w:rPr>
-          <w:t>2R 21.1–7</w:t>
-        </w:r>
-      </w:hyperlink>
+      <w:r>
+        <w:rPr>
+          <w:lang w:val="fr_FR" w:bidi="fr_FR"/>
+        </w:rPr>
+        <w:t>2R 21.1–7</w:t>
+      </w:r>
       <w:r>
         <w:rPr>
           <w:lang w:val="fr_FR" w:bidi="fr_FR"/>
         </w:rPr>
         <w:t xml:space="preserve">). Cette infidélité spirituelle avait rendu Juda spirituellement stérile (voir toutefois </w:t>
       </w:r>
-      <w:hyperlink r:id="rId14">
-        <w:r>
-          <w:rPr>
-            <w:lang w:val="fr_FR" w:bidi="fr_FR"/>
-          </w:rPr>
-          <w:rPr>
-            <w:color w:val="0000EE"/>
-            <w:u w:val="single"/>
-          </w:rPr>
-          <w:t>2Ch 33.10–17</w:t>
-        </w:r>
-      </w:hyperlink>
+      <w:r>
+        <w:rPr>
+          <w:lang w:val="fr_FR" w:bidi="fr_FR"/>
+        </w:rPr>
+        <w:t>2Ch 33.10–17</w:t>
+      </w:r>
       <w:r>
         <w:rPr>
           <w:lang w:val="fr_FR" w:bidi="fr_FR"/>
         </w:rPr>
         <w:t>). Le fils de Manassé, Amon, suivant le mauvais exemple de son père, avait poursuivi dans cette voie pendant son bref règne (</w:t>
       </w:r>
-      <w:hyperlink r:id="rId15">
-        <w:r>
-          <w:rPr>
-            <w:lang w:val="fr_FR" w:bidi="fr_FR"/>
-          </w:rPr>
-          <w:rPr>
-            <w:color w:val="0000EE"/>
-            <w:u w:val="single"/>
-          </w:rPr>
-          <w:t>2R 21.21</w:t>
-        </w:r>
-      </w:hyperlink>
+      <w:r>
+        <w:rPr>
+          <w:lang w:val="fr_FR" w:bidi="fr_FR"/>
+        </w:rPr>
+        <w:t>2R 21.21</w:t>
+      </w:r>
       <w:r>
         <w:rPr>
           <w:lang w:val="fr_FR" w:bidi="fr_FR"/>
         </w:rPr>
         <w:t>). Après son assassinat par des serviteurs du palais à Jérusalem, le peuple avait rapidement placé sur le trône son fils, Josias, roi de Juda, alors âgé de huit ans (</w:t>
       </w:r>
-      <w:hyperlink r:id="rId16">
-        <w:r>
-          <w:rPr>
-            <w:lang w:val="fr_FR" w:bidi="fr_FR"/>
-          </w:rPr>
-          <w:rPr>
-            <w:color w:val="0000EE"/>
-            <w:u w:val="single"/>
-          </w:rPr>
-          <w:t>2R 21.23–24</w:t>
-        </w:r>
-      </w:hyperlink>
+      <w:r>
+        <w:rPr>
+          <w:lang w:val="fr_FR" w:bidi="fr_FR"/>
+        </w:rPr>
+        <w:t>2R 21.23–24</w:t>
+      </w:r>
       <w:r>
         <w:rPr>
           <w:lang w:val="fr_FR" w:bidi="fr_FR"/>
@@ -344,36 +320,24 @@
         </w:rPr>
         <w:t>Josias servait l’Éternel et rejetait l’héritage païen de ses ancêtres. À sa douzième année de règne, il avait ordonné la destruction des idoles et des autels païens (</w:t>
       </w:r>
-      <w:hyperlink r:id="rId17">
-        <w:r>
-          <w:rPr>
-            <w:lang w:val="fr_FR" w:bidi="fr_FR"/>
-          </w:rPr>
-          <w:rPr>
-            <w:color w:val="0000EE"/>
-            <w:u w:val="single"/>
-          </w:rPr>
-          <w:t>2Ch 34.3–7</w:t>
-        </w:r>
-      </w:hyperlink>
+      <w:r>
+        <w:rPr>
+          <w:lang w:val="fr_FR" w:bidi="fr_FR"/>
+        </w:rPr>
+        <w:t>2Ch 34.3–7</w:t>
+      </w:r>
       <w:r>
         <w:rPr>
           <w:lang w:val="fr_FR" w:bidi="fr_FR"/>
         </w:rPr>
         <w:t>). Puis, à sa dix-huitième année, il avait financé la restauration du temple afin que les sacrificateurs et le peuple puissent y adorer le seul vrai Dieu (</w:t>
       </w:r>
-      <w:hyperlink r:id="rId18">
-        <w:r>
-          <w:rPr>
-            <w:lang w:val="fr_FR" w:bidi="fr_FR"/>
-          </w:rPr>
-          <w:rPr>
-            <w:color w:val="0000EE"/>
-            <w:u w:val="single"/>
-          </w:rPr>
-          <w:t>2Ch 34.8</w:t>
-        </w:r>
-      </w:hyperlink>
+      <w:r>
+        <w:rPr>
+          <w:lang w:val="fr_FR" w:bidi="fr_FR"/>
+        </w:rPr>
+        <w:t>2Ch 34.8</w:t>
+      </w:r>
       <w:r>
         <w:rPr>
           <w:lang w:val="fr_FR" w:bidi="fr_FR"/>
@@ -408,18 +372,12 @@
         </w:rPr>
         <w:t xml:space="preserve">La mort de Josias au combat contre les Égyptiens, en 609 av. J.-C. (voir </w:t>
       </w:r>
-      <w:hyperlink r:id="rId19">
-        <w:r>
-          <w:rPr>
-            <w:lang w:val="fr_FR" w:bidi="fr_FR"/>
-          </w:rPr>
-          <w:rPr>
-            <w:color w:val="0000EE"/>
-            <w:u w:val="single"/>
-          </w:rPr>
-          <w:t>2R 23.29</w:t>
-        </w:r>
-      </w:hyperlink>
+      <w:r>
+        <w:rPr>
+          <w:lang w:val="fr_FR" w:bidi="fr_FR"/>
+        </w:rPr>
+        <w:t>2R 23.29</w:t>
+      </w:r>
       <w:r>
         <w:rPr>
           <w:lang w:val="fr_FR" w:bidi="fr_FR"/>
@@ -479,18 +437,12 @@
         </w:rPr>
         <w:t xml:space="preserve">Le </w:t>
       </w:r>
-      <w:hyperlink r:id="rId20">
-        <w:r>
-          <w:rPr>
-            <w:lang w:val="fr_FR" w:bidi="fr_FR"/>
-          </w:rPr>
-          <w:rPr>
-            <w:color w:val="0000EE"/>
-            <w:u w:val="single"/>
-          </w:rPr>
-          <w:t>chap. 1</w:t>
-        </w:r>
-      </w:hyperlink>
+      <w:r>
+        <w:rPr>
+          <w:lang w:val="fr_FR" w:bidi="fr_FR"/>
+        </w:rPr>
+        <w:t>chap. 1</w:t>
+      </w:r>
       <w:r>
         <w:rPr>
           <w:lang w:val="fr_FR" w:bidi="fr_FR"/>
@@ -511,36 +463,24 @@
         </w:rPr>
         <w:t xml:space="preserve">Les </w:t>
       </w:r>
-      <w:hyperlink r:id="rId21">
-        <w:r>
-          <w:rPr>
-            <w:lang w:val="fr_FR" w:bidi="fr_FR"/>
-          </w:rPr>
-          <w:rPr>
-            <w:color w:val="0000EE"/>
-            <w:u w:val="single"/>
-          </w:rPr>
-          <w:t>chap. 2 à 20</w:t>
-        </w:r>
-      </w:hyperlink>
+      <w:r>
+        <w:rPr>
+          <w:lang w:val="fr_FR" w:bidi="fr_FR"/>
+        </w:rPr>
+        <w:t>chap. 2 à 20</w:t>
+      </w:r>
       <w:r>
         <w:rPr>
           <w:lang w:val="fr_FR" w:bidi="fr_FR"/>
         </w:rPr>
         <w:t xml:space="preserve"> couvrent la période allant de 627 à 605 av. J.-C. Ils décrivent les échanges entre Dieu, Jérémie et le peuple de Juda. Par l’intermédiaire de son prophète, Dieu dénonce vivement le culte païen qui régnait en Juda, avertit de l’arrivée d’une invasion venant du nord et annonce un jugement sévère. Dans les</w:t>
       </w:r>
-      <w:hyperlink r:id="rId22">
-        <w:r>
-          <w:rPr>
-            <w:lang w:val="fr_FR" w:bidi="fr_FR"/>
-          </w:rPr>
-          <w:rPr>
-            <w:color w:val="0000EE"/>
-            <w:u w:val="single"/>
-          </w:rPr>
-          <w:t xml:space="preserve"> chap. 11 à 20</w:t>
-        </w:r>
-      </w:hyperlink>
+      <w:r>
+        <w:rPr>
+          <w:lang w:val="fr_FR" w:bidi="fr_FR"/>
+        </w:rPr>
+        <w:t xml:space="preserve"> chap. 11 à 20</w:t>
+      </w:r>
       <w:r>
         <w:rPr>
           <w:lang w:val="fr_FR" w:bidi="fr_FR"/>
@@ -561,18 +501,12 @@
         </w:rPr>
         <w:t xml:space="preserve">Les </w:t>
       </w:r>
-      <w:hyperlink r:id="rId23">
-        <w:r>
-          <w:rPr>
-            <w:lang w:val="fr_FR" w:bidi="fr_FR"/>
-          </w:rPr>
-          <w:rPr>
-            <w:color w:val="0000EE"/>
-            <w:u w:val="single"/>
-          </w:rPr>
-          <w:t>chap. 21 à 29</w:t>
-        </w:r>
-      </w:hyperlink>
+      <w:r>
+        <w:rPr>
+          <w:lang w:val="fr_FR" w:bidi="fr_FR"/>
+        </w:rPr>
+        <w:t>chap. 21 à 29</w:t>
+      </w:r>
       <w:r>
         <w:rPr>
           <w:lang w:val="fr_FR" w:bidi="fr_FR"/>
@@ -593,36 +527,24 @@
         </w:rPr>
         <w:t xml:space="preserve">Les </w:t>
       </w:r>
-      <w:hyperlink r:id="rId24">
-        <w:r>
-          <w:rPr>
-            <w:lang w:val="fr_FR" w:bidi="fr_FR"/>
-          </w:rPr>
-          <w:rPr>
-            <w:color w:val="0000EE"/>
-            <w:u w:val="single"/>
-          </w:rPr>
-          <w:t>chap. 30 à 33</w:t>
-        </w:r>
-      </w:hyperlink>
+      <w:r>
+        <w:rPr>
+          <w:lang w:val="fr_FR" w:bidi="fr_FR"/>
+        </w:rPr>
+        <w:t>chap. 30 à 33</w:t>
+      </w:r>
       <w:r>
         <w:rPr>
           <w:lang w:val="fr_FR" w:bidi="fr_FR"/>
         </w:rPr>
         <w:t>, couvrant la période de 596 à 588 av. J.-C., apportent une note d’espérance en évoquant la restauration future du peuple de Juda. Ils annoncent une nouvelle alliance entre Dieu et son peuple, et décrivent une vision tournée vers l’avenir, où un « germe de justice » va apporter le salut (</w:t>
       </w:r>
-      <w:hyperlink r:id="rId25">
-        <w:r>
-          <w:rPr>
-            <w:lang w:val="fr_FR" w:bidi="fr_FR"/>
-          </w:rPr>
-          <w:rPr>
-            <w:color w:val="0000EE"/>
-            <w:u w:val="single"/>
-          </w:rPr>
-          <w:t>33.15</w:t>
-        </w:r>
-      </w:hyperlink>
+      <w:r>
+        <w:rPr>
+          <w:lang w:val="fr_FR" w:bidi="fr_FR"/>
+        </w:rPr>
+        <w:t>33.15</w:t>
+      </w:r>
       <w:r>
         <w:rPr>
           <w:lang w:val="fr_FR" w:bidi="fr_FR"/>
@@ -643,36 +565,24 @@
         </w:rPr>
         <w:t xml:space="preserve">Les </w:t>
       </w:r>
-      <w:hyperlink r:id="rId26">
-        <w:r>
-          <w:rPr>
-            <w:lang w:val="fr_FR" w:bidi="fr_FR"/>
-          </w:rPr>
-          <w:rPr>
-            <w:color w:val="0000EE"/>
-            <w:u w:val="single"/>
-          </w:rPr>
-          <w:t>chap. 34 à 45</w:t>
-        </w:r>
-      </w:hyperlink>
+      <w:r>
+        <w:rPr>
+          <w:lang w:val="fr_FR" w:bidi="fr_FR"/>
+        </w:rPr>
+        <w:t>chap. 34 à 45</w:t>
+      </w:r>
       <w:r>
         <w:rPr>
           <w:lang w:val="fr_FR" w:bidi="fr_FR"/>
         </w:rPr>
         <w:t xml:space="preserve"> décrivent les événements survenus entre 605 et 580 av. J.-C. Ils rappellent l’attaque de Jérusalem par les Babyloniens, la brèche ouverte dans les murs de la ville, la destruction du temple et l’anéantissement du royaume de Juda. Les</w:t>
       </w:r>
-      <w:hyperlink r:id="rId27">
-        <w:r>
-          <w:rPr>
-            <w:lang w:val="fr_FR" w:bidi="fr_FR"/>
-          </w:rPr>
-          <w:rPr>
-            <w:color w:val="0000EE"/>
-            <w:u w:val="single"/>
-          </w:rPr>
-          <w:t xml:space="preserve"> chap. 34 à 36</w:t>
-        </w:r>
-      </w:hyperlink>
+      <w:r>
+        <w:rPr>
+          <w:lang w:val="fr_FR" w:bidi="fr_FR"/>
+        </w:rPr>
+        <w:t xml:space="preserve"> chap. 34 à 36</w:t>
+      </w:r>
       <w:r>
         <w:rPr>
           <w:lang w:val="fr_FR" w:bidi="fr_FR"/>
@@ -693,18 +603,12 @@
         </w:rPr>
         <w:t xml:space="preserve">Les </w:t>
       </w:r>
-      <w:hyperlink r:id="rId28">
-        <w:r>
-          <w:rPr>
-            <w:lang w:val="fr_FR" w:bidi="fr_FR"/>
-          </w:rPr>
-          <w:rPr>
-            <w:color w:val="0000EE"/>
-            <w:u w:val="single"/>
-          </w:rPr>
-          <w:t>chap. 46–51</w:t>
-        </w:r>
-      </w:hyperlink>
+      <w:r>
+        <w:rPr>
+          <w:lang w:val="fr_FR" w:bidi="fr_FR"/>
+        </w:rPr>
+        <w:t>chap. 46–51</w:t>
+      </w:r>
       <w:r>
         <w:rPr>
           <w:lang w:val="fr_FR" w:bidi="fr_FR"/>
@@ -725,36 +629,24 @@
         </w:rPr>
         <w:t xml:space="preserve">Le </w:t>
       </w:r>
-      <w:hyperlink r:id="rId29">
-        <w:r>
-          <w:rPr>
-            <w:lang w:val="fr_FR" w:bidi="fr_FR"/>
-          </w:rPr>
-          <w:rPr>
-            <w:color w:val="0000EE"/>
-            <w:u w:val="single"/>
-          </w:rPr>
-          <w:t>chap. 52</w:t>
-        </w:r>
-      </w:hyperlink>
+      <w:r>
+        <w:rPr>
+          <w:lang w:val="fr_FR" w:bidi="fr_FR"/>
+        </w:rPr>
+        <w:t>chap. 52</w:t>
+      </w:r>
       <w:r>
         <w:rPr>
           <w:lang w:val="fr_FR" w:bidi="fr_FR"/>
         </w:rPr>
         <w:t xml:space="preserve"> couvre la période comprise entre 586 et 561 av. J.-C. Il revient sur les derniers jours de Jérusalem et reprend, dans les grandes lignes, les récits de </w:t>
       </w:r>
-      <w:hyperlink r:id="rId30">
-        <w:r>
-          <w:rPr>
-            <w:lang w:val="fr_FR" w:bidi="fr_FR"/>
-          </w:rPr>
-          <w:rPr>
-            <w:color w:val="0000EE"/>
-            <w:u w:val="single"/>
-          </w:rPr>
-          <w:t>2R 24.18–25.30</w:t>
-        </w:r>
-      </w:hyperlink>
+      <w:r>
+        <w:rPr>
+          <w:lang w:val="fr_FR" w:bidi="fr_FR"/>
+        </w:rPr>
+        <w:t>2R 24.18–25.30</w:t>
+      </w:r>
       <w:r>
         <w:rPr>
           <w:lang w:val="fr_FR" w:bidi="fr_FR"/>
@@ -786,54 +678,36 @@
         </w:rPr>
         <w:t>Dans la quatrième année du règne du roi Jojakim (605 av. J.-C.), Jérémie a confié une série de messages à Baruc. Celui-ci les a consignés par écrit sur un rouleau destiné au roi (</w:t>
       </w:r>
-      <w:hyperlink r:id="rId31">
-        <w:r>
-          <w:rPr>
-            <w:lang w:val="fr_FR" w:bidi="fr_FR"/>
-          </w:rPr>
-          <w:rPr>
-            <w:color w:val="0000EE"/>
-            <w:u w:val="single"/>
-          </w:rPr>
-          <w:t>Jr 36.1–26</w:t>
-        </w:r>
-      </w:hyperlink>
+      <w:r>
+        <w:rPr>
+          <w:lang w:val="fr_FR" w:bidi="fr_FR"/>
+        </w:rPr>
+        <w:t>Jr 36.1–26</w:t>
+      </w:r>
       <w:r>
         <w:rPr>
           <w:lang w:val="fr_FR" w:bidi="fr_FR"/>
         </w:rPr>
         <w:t>). Ce dernier l’a fait brûler, mais Jérémie et Baruc ont rédigé à nouveau les messages, en y ajoutant de nombreux autres (</w:t>
       </w:r>
-      <w:hyperlink r:id="rId32">
-        <w:r>
-          <w:rPr>
-            <w:lang w:val="fr_FR" w:bidi="fr_FR"/>
-          </w:rPr>
-          <w:rPr>
-            <w:color w:val="0000EE"/>
-            <w:u w:val="single"/>
-          </w:rPr>
-          <w:t>36.32</w:t>
-        </w:r>
-      </w:hyperlink>
+      <w:r>
+        <w:rPr>
+          <w:lang w:val="fr_FR" w:bidi="fr_FR"/>
+        </w:rPr>
+        <w:t>36.32</w:t>
+      </w:r>
       <w:r>
         <w:rPr>
           <w:lang w:val="fr_FR" w:bidi="fr_FR"/>
         </w:rPr>
         <w:t xml:space="preserve">). Ce second rouleau constitue vraisemblablement le contenu des chap. </w:t>
       </w:r>
-      <w:hyperlink r:id="rId21">
-        <w:r>
-          <w:rPr>
-            <w:lang w:val="fr_FR" w:bidi="fr_FR"/>
-          </w:rPr>
-          <w:rPr>
-            <w:color w:val="0000EE"/>
-            <w:u w:val="single"/>
-          </w:rPr>
-          <w:t>2–20</w:t>
-        </w:r>
-      </w:hyperlink>
+      <w:r>
+        <w:rPr>
+          <w:lang w:val="fr_FR" w:bidi="fr_FR"/>
+        </w:rPr>
+        <w:t>2–20</w:t>
+      </w:r>
       <w:r>
         <w:rPr>
           <w:lang w:val="fr_FR" w:bidi="fr_FR"/>
@@ -928,18 +802,12 @@
         </w:rPr>
         <w:t xml:space="preserve">Le livre de Jérémie met en œuvre une méthode de communication qu’on pourrait appeler le « système des messagers ». Cette pratique était courante dans les gouvernements royaux du Proche-Orient ancien et est encore utilisé aujourd'hui. Un dirigeant choisissait un messager chargé de transmettre des paroles ou des écrits officiels à une autre nation. Ce messager agissait avec l’autorité de son souverain. Le destinataire du message avait alors le choix de l’accepter ou de le rejeter, et pouvait répondre. Si le message était refusé, le messager risquait des représailles, et la rupture diplomatique pouvait mener à un conflit armé (voir </w:t>
       </w:r>
-      <w:hyperlink r:id="rId33">
-        <w:r>
-          <w:rPr>
-            <w:lang w:val="fr_FR" w:bidi="fr_FR"/>
-          </w:rPr>
-          <w:rPr>
-            <w:color w:val="0000EE"/>
-            <w:u w:val="single"/>
-          </w:rPr>
-          <w:t>2S 10.1–19</w:t>
-        </w:r>
-      </w:hyperlink>
+      <w:r>
+        <w:rPr>
+          <w:lang w:val="fr_FR" w:bidi="fr_FR"/>
+        </w:rPr>
+        <w:t>2S 10.1–19</w:t>
+      </w:r>
       <w:r>
         <w:rPr>
           <w:lang w:val="fr_FR" w:bidi="fr_FR"/>
@@ -996,18 +864,12 @@
         </w:rPr>
         <w:t xml:space="preserve"> » (</w:t>
       </w:r>
-      <w:hyperlink r:id="rId34">
-        <w:r>
-          <w:rPr>
-            <w:lang w:val="fr_FR" w:bidi="fr_FR"/>
-          </w:rPr>
-          <w:rPr>
-            <w:color w:val="0000EE"/>
-            <w:u w:val="single"/>
-          </w:rPr>
-          <w:t>Jr 2.9</w:t>
-        </w:r>
-      </w:hyperlink>
+      <w:r>
+        <w:rPr>
+          <w:lang w:val="fr_FR" w:bidi="fr_FR"/>
+        </w:rPr>
+        <w:t>Jr 2.9</w:t>
+      </w:r>
       <w:r>
         <w:rPr>
           <w:lang w:val="fr_FR" w:bidi="fr_FR"/>
@@ -1064,18 +926,12 @@
         </w:rPr>
         <w:t>Dans l’Israël de l’Ancien Testament, un conflit profond opposait l’adoration des idoles à celle de l’Éternel. Jérémie rappelait régulièrement au peuple qu’il avait conclu une alliance avec Dieu, une alliance qui impliquait qu’ils devaient l’aimer et l’adorer de tout leur cœur, lui seul. Un passage clé (</w:t>
       </w:r>
-      <w:hyperlink r:id="rId35">
-        <w:r>
-          <w:rPr>
-            <w:lang w:val="fr_FR" w:bidi="fr_FR"/>
-          </w:rPr>
-          <w:rPr>
-            <w:color w:val="0000EE"/>
-            <w:u w:val="single"/>
-          </w:rPr>
-          <w:t>Jr 10.1–16</w:t>
-        </w:r>
-      </w:hyperlink>
+      <w:r>
+        <w:rPr>
+          <w:lang w:val="fr_FR" w:bidi="fr_FR"/>
+        </w:rPr>
+        <w:t>Jr 10.1–16</w:t>
+      </w:r>
       <w:r>
         <w:rPr>
           <w:lang w:val="fr_FR" w:bidi="fr_FR"/>
@@ -1192,54 +1048,36 @@
         </w:rPr>
         <w:t xml:space="preserve">C’est dans les chap. </w:t>
       </w:r>
-      <w:hyperlink r:id="rId24">
-        <w:r>
-          <w:rPr>
-            <w:lang w:val="fr_FR" w:bidi="fr_FR"/>
-          </w:rPr>
-          <w:rPr>
-            <w:color w:val="0000EE"/>
-            <w:u w:val="single"/>
-          </w:rPr>
-          <w:t>30–33</w:t>
-        </w:r>
-      </w:hyperlink>
+      <w:r>
+        <w:rPr>
+          <w:lang w:val="fr_FR" w:bidi="fr_FR"/>
+        </w:rPr>
+        <w:t>30–33</w:t>
+      </w:r>
       <w:r>
         <w:rPr>
           <w:lang w:val="fr_FR" w:bidi="fr_FR"/>
         </w:rPr>
         <w:t>. que s’exprime le plus clairement cette miséricorde. Ils annoncent une nouvelle alliance et un nouveau roi. Dieu ne détruirait plus, mais il planterait et reconstruirait (</w:t>
       </w:r>
-      <w:hyperlink r:id="rId36">
-        <w:r>
-          <w:rPr>
-            <w:lang w:val="fr_FR" w:bidi="fr_FR"/>
-          </w:rPr>
-          <w:rPr>
-            <w:color w:val="0000EE"/>
-            <w:u w:val="single"/>
-          </w:rPr>
-          <w:t>1.10</w:t>
-        </w:r>
-      </w:hyperlink>
+      <w:r>
+        <w:rPr>
+          <w:lang w:val="fr_FR" w:bidi="fr_FR"/>
+        </w:rPr>
+        <w:t>1.10</w:t>
+      </w:r>
       <w:r>
         <w:rPr>
           <w:lang w:val="fr_FR" w:bidi="fr_FR"/>
         </w:rPr>
         <w:t xml:space="preserve"> ; </w:t>
       </w:r>
-      <w:hyperlink r:id="rId37">
-        <w:r>
-          <w:rPr>
-            <w:lang w:val="fr_FR" w:bidi="fr_FR"/>
-          </w:rPr>
-          <w:rPr>
-            <w:color w:val="0000EE"/>
-            <w:u w:val="single"/>
-          </w:rPr>
-          <w:t>31.28</w:t>
-        </w:r>
-      </w:hyperlink>
+      <w:r>
+        <w:rPr>
+          <w:lang w:val="fr_FR" w:bidi="fr_FR"/>
+        </w:rPr>
+        <w:t>31.28</w:t>
+      </w:r>
       <w:r>
         <w:rPr>
           <w:lang w:val="fr_FR" w:bidi="fr_FR"/>
@@ -1260,18 +1098,12 @@
         </w:rPr>
         <w:t>Au milieu de tout cela, Jérémie ressentait une tension profonde entre l’ordre de l’Éternel (</w:t>
       </w:r>
-      <w:hyperlink r:id="rId38">
-        <w:r>
-          <w:rPr>
-            <w:lang w:val="fr_FR" w:bidi="fr_FR"/>
-          </w:rPr>
-          <w:rPr>
-            <w:color w:val="0000EE"/>
-            <w:u w:val="single"/>
-          </w:rPr>
-          <w:t>1.17–19</w:t>
-        </w:r>
-      </w:hyperlink>
+      <w:r>
+        <w:rPr>
+          <w:lang w:val="fr_FR" w:bidi="fr_FR"/>
+        </w:rPr>
+        <w:t>1.17–19</w:t>
+      </w:r>
       <w:r>
         <w:rPr>
           <w:lang w:val="fr_FR" w:bidi="fr_FR"/>
@@ -1290,54 +1122,36 @@
         </w:rPr>
         <w:t xml:space="preserve">dis-leur », mais le prophète aspirait à vivre en paix avec ceux qui l’entouraient (voir </w:t>
       </w:r>
-      <w:hyperlink r:id="rId39">
-        <w:r>
-          <w:rPr>
-            <w:lang w:val="fr_FR" w:bidi="fr_FR"/>
-          </w:rPr>
-          <w:rPr>
-            <w:color w:val="0000EE"/>
-            <w:u w:val="single"/>
-          </w:rPr>
-          <w:t>20.8–9</w:t>
-        </w:r>
-      </w:hyperlink>
+      <w:r>
+        <w:rPr>
+          <w:lang w:val="fr_FR" w:bidi="fr_FR"/>
+        </w:rPr>
+        <w:t>20.8–9</w:t>
+      </w:r>
       <w:r>
         <w:rPr>
           <w:lang w:val="fr_FR" w:bidi="fr_FR"/>
         </w:rPr>
         <w:t>). Il ressentait une forte connexion avec son peuple, et les messages de jugement et de ruine qu’il devait transmettre le touchaient personnellement. Plus que tout autre prophète de l’Ancien Testament, Jérémie révélait sa compassion à travers son combat intérieur pour l'obéissance (</w:t>
       </w:r>
-      <w:hyperlink r:id="rId40">
-        <w:r>
-          <w:rPr>
-            <w:lang w:val="fr_FR" w:bidi="fr_FR"/>
-          </w:rPr>
-          <w:rPr>
-            <w:color w:val="0000EE"/>
-            <w:u w:val="single"/>
-          </w:rPr>
-          <w:t>15.16–18</w:t>
-        </w:r>
-      </w:hyperlink>
+      <w:r>
+        <w:rPr>
+          <w:lang w:val="fr_FR" w:bidi="fr_FR"/>
+        </w:rPr>
+        <w:t>15.16–18</w:t>
+      </w:r>
       <w:r>
         <w:rPr>
           <w:lang w:val="fr_FR" w:bidi="fr_FR"/>
         </w:rPr>
         <w:t xml:space="preserve"> ; comparer </w:t>
       </w:r>
-      <w:hyperlink r:id="rId41">
-        <w:r>
-          <w:rPr>
-            <w:lang w:val="fr_FR" w:bidi="fr_FR"/>
-          </w:rPr>
-          <w:rPr>
-            <w:color w:val="0000EE"/>
-            <w:u w:val="single"/>
-          </w:rPr>
-          <w:t>Mt 26.36–42</w:t>
-        </w:r>
-      </w:hyperlink>
+      <w:r>
+        <w:rPr>
+          <w:lang w:val="fr_FR" w:bidi="fr_FR"/>
+        </w:rPr>
+        <w:t>Mt 26.36–42</w:t>
+      </w:r>
       <w:r>
         <w:rPr>
           <w:lang w:val="fr_FR" w:bidi="fr_FR"/>
